--- a/T01.1_FavoriteRoute_v1.1_встреча05.10_выделено.docx
+++ b/T01.1_FavoriteRoute_v1.1_встреча05.10_выделено.docx
@@ -2788,7 +2788,7 @@
                 <w:szCs w:val="18"/>
                 <w:lang w:val="ru-RU"/>
               </w:rPr>
-              <w:t xml:space="preserve">Упорядоченные точки: база (выезд), промежуточные точки с плановым ожиданием, база (возврат). </w:t>
+              <w:t xml:space="preserve">Упорядоченные точки: </w:t>
             </w:r>
             <w:r>
               <w:rPr>
@@ -2798,6 +2798,26 @@
                 <w:szCs w:val="18"/>
                 <w:lang w:val="ru-RU"/>
               </w:rPr>
+              <w:t>первая точка — база (место старта), промежуточные точки с плановым ожиданием, последняя — конечная точка (для маршрутов с возвратом — база).</w:t>
+            </w:r>
+            <w:r>
+              <w:rPr>
+                <w:rFonts w:ascii="Times New Roman" w:hAnsi="Times New Roman" w:cs="Times New Roman"/>
+                <w:color w:val="auto"/>
+                <w:sz w:val="18"/>
+                <w:szCs w:val="18"/>
+                <w:lang w:val="ru-RU"/>
+              </w:rPr>
+              <w:t xml:space="preserve"> </w:t>
+            </w:r>
+            <w:r>
+              <w:rPr>
+                <w:rFonts w:ascii="Times New Roman" w:hAnsi="Times New Roman" w:cs="Times New Roman"/>
+                <w:color w:val="C00000"/>
+                <w:sz w:val="18"/>
+                <w:szCs w:val="18"/>
+                <w:lang w:val="ru-RU"/>
+              </w:rPr>
               <w:t>От 2 до 26 точек, включая базу (D10).</w:t>
             </w:r>
             <w:r>
@@ -2876,7 +2896,7 @@
                 <w:szCs w:val="18"/>
                 <w:lang w:val="ru-RU"/>
               </w:rPr>
-              <w:t>[ПОДТВЕРЖДЕНО] Максимум 26 точек и минимум 2 точки (встреча 05.10, 10:24–12:04). [СОГЛАСОВАТЬ С ЗАКАЗЧИКОМ] База как первая и последняя точки — предварительно согласовано; состав двухточечного маршрута и учёт базы в числе точек — уточнить (D10).</w:t>
+              <w:t>[ПОДТВЕРЖДЕНО] От 2 до 26 точек, включая базу (встреча 05.10, 10:24–12:04); первая точка — место базирования, последняя — конечная точка маршрута (D10).</w:t>
             </w:r>
           </w:p>
         </w:tc>
@@ -3123,7 +3143,25 @@
                 <w:sz w:val="18"/>
                 <w:szCs w:val="18"/>
               </w:rPr>
-              <w:t xml:space="preserve">TAXI: ECONOMY, COMFORT, COMFORT_PLUS, BUSINESS, OFFICIAL. GROUP_TRANSFER: TRANSFER, TRANSFER_COMFORT, TRANSFER_COMFORT_PLUS, TRANSFER_BUSINESS, TRANSFER_VIP, TRANSFER_CAR_CHOICE. </w:t>
+              <w:t xml:space="preserve">TAXI: ECONOMY, COMFORT, COMFORT_PLUS, </w:t>
+            </w:r>
+            <w:r>
+              <w:rPr>
+                <w:rFonts w:ascii="Times New Roman" w:hAnsi="Times New Roman" w:cs="Times New Roman"/>
+                <w:color w:val="C00000"/>
+                <w:sz w:val="18"/>
+                <w:szCs w:val="18"/>
+              </w:rPr>
+              <w:t>BUSINESS, OFFICIAL, VIP_BUS, SMALL_BUS, MIDDLE_BUS, LARGE_BUS. GROUP_TRANSFER</w:t>
+            </w:r>
+            <w:r>
+              <w:rPr>
+                <w:rFonts w:ascii="Times New Roman" w:hAnsi="Times New Roman" w:cs="Times New Roman"/>
+                <w:color w:val="auto"/>
+                <w:sz w:val="18"/>
+                <w:szCs w:val="18"/>
+              </w:rPr>
+              <w:t xml:space="preserve">: TRANSFER, TRANSFER_COMFORT, TRANSFER_COMFORT_PLUS, TRANSFER_BUSINESS, TRANSFER_VIP, TRANSFER_CAR_CHOICE. </w:t>
             </w:r>
             <w:r>
               <w:rPr>
@@ -3133,35 +3171,17 @@
                 <w:szCs w:val="18"/>
                 <w:lang w:val="ru-RU"/>
               </w:rPr>
-              <w:t xml:space="preserve">Коды получены со стенда. [СОГЛАСОВАТЬ С ЗАКАЗЧИКОМ] Для такси используются все легковые классы платформы, включая </w:t>
-            </w:r>
-            <w:r>
-              <w:rPr>
-                <w:rFonts w:ascii="Times New Roman" w:hAnsi="Times New Roman" w:cs="Times New Roman"/>
-                <w:color w:val="auto"/>
-                <w:sz w:val="18"/>
-                <w:szCs w:val="18"/>
-              </w:rPr>
-              <w:t>OFFICIAL</w:t>
-            </w:r>
-            <w:r>
-              <w:rPr>
-                <w:rFonts w:ascii="Times New Roman" w:hAnsi="Times New Roman" w:cs="Times New Roman"/>
-                <w:color w:val="auto"/>
+              <w:t xml:space="preserve">Коды получены со стенда. </w:t>
+            </w:r>
+            <w:r>
+              <w:rPr>
+                <w:rFonts w:ascii="Times New Roman" w:hAnsi="Times New Roman" w:cs="Times New Roman"/>
+                <w:color w:val="C00000"/>
                 <w:sz w:val="18"/>
                 <w:szCs w:val="18"/>
                 <w:lang w:val="ru-RU"/>
               </w:rPr>
-              <w:t xml:space="preserve"> («Служебный»); легкового </w:t>
-            </w:r>
-            <w:r>
-              <w:rPr>
-                <w:rFonts w:ascii="Times New Roman" w:hAnsi="Times New Roman" w:cs="Times New Roman"/>
-                <w:color w:val="auto"/>
-                <w:sz w:val="18"/>
-                <w:szCs w:val="18"/>
-              </w:rPr>
-              <w:t>VIP</w:t>
+              <w:t>[ПОДТВЕРЖДЕНО] Для такси остаются все классы платформы, включая OFFICIAL («Служебный») и автобусные классы (встреча 05.10, 12:24–13:30); легкового VIP в платформе нет (D08).</w:t>
             </w:r>
             <w:r>
               <w:rPr>
@@ -3171,16 +3191,16 @@
                 <w:szCs w:val="18"/>
                 <w:lang w:val="ru-RU"/>
               </w:rPr>
-              <w:t xml:space="preserve"> в платформе нет, </w:t>
-            </w:r>
-            <w:r>
-              <w:rPr>
-                <w:rFonts w:ascii="Times New Roman" w:hAnsi="Times New Roman" w:cs="Times New Roman"/>
-                <w:color w:val="auto"/>
-                <w:sz w:val="18"/>
-                <w:szCs w:val="18"/>
-              </w:rPr>
-              <w:t>VIP</w:t>
+              <w:t xml:space="preserve"> [СОГЛАСОВАТЬ С ЗАКАЗЧИКОМ И АРХИТЕКТОРОМ] Класс </w:t>
+            </w:r>
+            <w:r>
+              <w:rPr>
+                <w:rFonts w:ascii="Times New Roman" w:hAnsi="Times New Roman" w:cs="Times New Roman"/>
+                <w:color w:val="auto"/>
+                <w:sz w:val="18"/>
+                <w:szCs w:val="18"/>
+              </w:rPr>
+              <w:t>TRANSFER</w:t>
             </w:r>
             <w:r>
               <w:rPr>
@@ -3190,7 +3210,45 @@
                 <w:szCs w:val="18"/>
                 <w:lang w:val="ru-RU"/>
               </w:rPr>
-              <w:t xml:space="preserve"> такси не вводится (</w:t>
+              <w:t>_</w:t>
+            </w:r>
+            <w:r>
+              <w:rPr>
+                <w:rFonts w:ascii="Times New Roman" w:hAnsi="Times New Roman" w:cs="Times New Roman"/>
+                <w:color w:val="auto"/>
+                <w:sz w:val="18"/>
+                <w:szCs w:val="18"/>
+              </w:rPr>
+              <w:t>CAR</w:t>
+            </w:r>
+            <w:r>
+              <w:rPr>
+                <w:rFonts w:ascii="Times New Roman" w:hAnsi="Times New Roman" w:cs="Times New Roman"/>
+                <w:color w:val="auto"/>
+                <w:sz w:val="18"/>
+                <w:szCs w:val="18"/>
+                <w:lang w:val="ru-RU"/>
+              </w:rPr>
+              <w:t>_</w:t>
+            </w:r>
+            <w:r>
+              <w:rPr>
+                <w:rFonts w:ascii="Times New Roman" w:hAnsi="Times New Roman" w:cs="Times New Roman"/>
+                <w:color w:val="auto"/>
+                <w:sz w:val="18"/>
+                <w:szCs w:val="18"/>
+              </w:rPr>
+              <w:t>CHOICE</w:t>
+            </w:r>
+            <w:r>
+              <w:rPr>
+                <w:rFonts w:ascii="Times New Roman" w:hAnsi="Times New Roman" w:cs="Times New Roman"/>
+                <w:color w:val="auto"/>
+                <w:sz w:val="18"/>
+                <w:szCs w:val="18"/>
+                <w:lang w:val="ru-RU"/>
+              </w:rPr>
+              <w:t>: расчёт зависит от даты поездки и свободных автомобилей (</w:t>
             </w:r>
             <w:r>
               <w:rPr>
@@ -3209,93 +3267,7 @@
                 <w:szCs w:val="18"/>
                 <w:lang w:val="ru-RU"/>
               </w:rPr>
-              <w:t xml:space="preserve">08). [СОГЛАСОВАТЬ С ЗАКАЗЧИКОМ И АРХИТЕКТОРОМ] Класс </w:t>
-            </w:r>
-            <w:r>
-              <w:rPr>
-                <w:rFonts w:ascii="Times New Roman" w:hAnsi="Times New Roman" w:cs="Times New Roman"/>
-                <w:color w:val="auto"/>
-                <w:sz w:val="18"/>
-                <w:szCs w:val="18"/>
-              </w:rPr>
-              <w:t>TRANSFER</w:t>
-            </w:r>
-            <w:r>
-              <w:rPr>
-                <w:rFonts w:ascii="Times New Roman" w:hAnsi="Times New Roman" w:cs="Times New Roman"/>
-                <w:color w:val="auto"/>
-                <w:sz w:val="18"/>
-                <w:szCs w:val="18"/>
-                <w:lang w:val="ru-RU"/>
-              </w:rPr>
-              <w:t>_</w:t>
-            </w:r>
-            <w:r>
-              <w:rPr>
-                <w:rFonts w:ascii="Times New Roman" w:hAnsi="Times New Roman" w:cs="Times New Roman"/>
-                <w:color w:val="auto"/>
-                <w:sz w:val="18"/>
-                <w:szCs w:val="18"/>
-              </w:rPr>
-              <w:t>CAR</w:t>
-            </w:r>
-            <w:r>
-              <w:rPr>
-                <w:rFonts w:ascii="Times New Roman" w:hAnsi="Times New Roman" w:cs="Times New Roman"/>
-                <w:color w:val="auto"/>
-                <w:sz w:val="18"/>
-                <w:szCs w:val="18"/>
-                <w:lang w:val="ru-RU"/>
-              </w:rPr>
-              <w:t>_</w:t>
-            </w:r>
-            <w:r>
-              <w:rPr>
-                <w:rFonts w:ascii="Times New Roman" w:hAnsi="Times New Roman" w:cs="Times New Roman"/>
-                <w:color w:val="auto"/>
-                <w:sz w:val="18"/>
-                <w:szCs w:val="18"/>
-              </w:rPr>
-              <w:t>CHOICE</w:t>
-            </w:r>
-            <w:r>
-              <w:rPr>
-                <w:rFonts w:ascii="Times New Roman" w:hAnsi="Times New Roman" w:cs="Times New Roman"/>
-                <w:color w:val="auto"/>
-                <w:sz w:val="18"/>
-                <w:szCs w:val="18"/>
-                <w:lang w:val="ru-RU"/>
-              </w:rPr>
-              <w:t>: расчёт зависит от даты поездки и свободных автомобилей (</w:t>
-            </w:r>
-            <w:r>
-              <w:rPr>
-                <w:rFonts w:ascii="Times New Roman" w:hAnsi="Times New Roman" w:cs="Times New Roman"/>
-                <w:color w:val="auto"/>
-                <w:sz w:val="18"/>
-                <w:szCs w:val="18"/>
-              </w:rPr>
-              <w:t>D</w:t>
-            </w:r>
-            <w:r>
-              <w:rPr>
-                <w:rFonts w:ascii="Times New Roman" w:hAnsi="Times New Roman" w:cs="Times New Roman"/>
-                <w:color w:val="auto"/>
-                <w:sz w:val="18"/>
-                <w:szCs w:val="18"/>
-                <w:lang w:val="ru-RU"/>
-              </w:rPr>
               <w:t>15).</w:t>
-            </w:r>
-            <w:r>
-              <w:rPr>
-                <w:rFonts w:ascii="Times New Roman" w:hAnsi="Times New Roman" w:cs="Times New Roman"/>
-                <w:color w:val="C00000"/>
-                <w:sz w:val="18"/>
-                <w:szCs w:val="18"/>
-                <w:lang w:val="ru-RU"/>
-              </w:rPr>
-              <w:t xml:space="preserve"> [СОГЛАСОВАТЬ С ЗАКАЗЧИКОМ] Встреча 05.10 (12:24–13:30): по OFFICIAL — «лучше оставить»; автобусные классы заказчик предложил не исключать («это тариф такси»); решение не принято.</w:t>
             </w:r>
           </w:p>
         </w:tc>
@@ -4453,7 +4425,17 @@
                 <w:szCs w:val="18"/>
                 <w:lang w:val="ru-RU"/>
               </w:rPr>
-              <w:t xml:space="preserve"> [СОГЛАСОВАТЬ С ЗАКАЗЧИКОМ] Встреча 05.10 (04:46–05:13): заказчик ожидает, что ночной тариф трансфера подтягивается по времени выезда; в тарифах трансфера по коду ночного признака и временных коэффициентов нет.</w:t>
+              <w:t xml:space="preserve"> </w:t>
+            </w:r>
+            <w:r>
+              <w:rPr>
+                <w:rFonts w:ascii="Times New Roman" w:hAnsi="Times New Roman" w:cs="Times New Roman"/>
+                <w:color w:val="C00000"/>
+                <w:sz w:val="18"/>
+                <w:szCs w:val="18"/>
+                <w:lang w:val="ru-RU"/>
+              </w:rPr>
+              <w:t>[ПОДТВЕРЖДЕНО] Для GROUP_TRANSFER признак необязателен: по умолчанию false, с тарифом не сверяется (в тарифах трансфера нет ночного признака и временных коэффициентов). Подбор ночного или дневного варианта маршрута по времени выезда при оформлении заявки — T02/T04.1 (встреча 05.10, 04:46–05:13).</w:t>
             </w:r>
           </w:p>
         </w:tc>
@@ -4682,7 +4664,17 @@
                 <w:szCs w:val="18"/>
                 <w:lang w:val="ru-RU"/>
               </w:rPr>
-              <w:t>[ПОДТВЕРЖДЕНО] Круглогодичные маршруты без периода действия допускаются (встреча 05.10, 12:07–12:17); valid_from и valid_to могут быть пустыми (D14).</w:t>
+              <w:t xml:space="preserve">[ПОДТВЕРЖДЕНО] Круглогодичные маршруты без периода действия допускаются (встреча 05.10, 12:07–12:17); </w:t>
+            </w:r>
+            <w:r>
+              <w:rPr>
+                <w:rFonts w:ascii="Times New Roman" w:hAnsi="Times New Roman" w:cs="Times New Roman"/>
+                <w:color w:val="C00000"/>
+                <w:sz w:val="18"/>
+                <w:szCs w:val="18"/>
+                <w:lang w:val="ru-RU"/>
+              </w:rPr>
+              <w:t>valid_from и valid_to могут быть пустыми (D14). Маршрут доступен на дату, если период (при наличии) покрывает дату и на эту дату есть действующий тариф.</w:t>
             </w:r>
           </w:p>
         </w:tc>
@@ -8864,7 +8856,7 @@
           <w:szCs w:val="24"/>
           <w:lang w:val="ru-RU"/>
         </w:rPr>
-        <w:t xml:space="preserve">. Первая точка — база (гараж, место выезда транспорта), последняя — возврат на базу; это обязательное правило всех избранных маршрутов для обоих видов транспорта. [СОГЛАСОВАТЬ С ЗАКАЗЧИКОМ] Правило предварительно согласовано, требует подтверждения (D10). Поездка без выезда с базы избранным маршрутом не оформляется. Адреса задаёт пользователь; проверка совпадения первого и последнего адресов не требуется. На первой и последней точках ожидания нет. </w:t>
+        <w:t xml:space="preserve">. </w:t>
       </w:r>
       <w:r>
         <w:rPr>
@@ -8874,7 +8866,37 @@
           <w:szCs w:val="24"/>
           <w:lang w:val="ru-RU"/>
         </w:rPr>
-        <w:t>[ПОДТВЕРЖДЕНО] Не более 26 точек и не менее 2 (встреча 05.10, 10:24–12:04). [СОГЛАСОВАТЬ С ЗАКАЗЧИКОМ] Входит ли база в число точек и допустим ли маршрут из двух точек без возврата на базу — уточнить (D10).</w:t>
+        <w:t>Первая точка — база: место базирования, откуда стартует транспорт (гараж, отель и т.п.); последняя — конечная точка маршрута, для маршрутов с возвратом совпадает с базой. Это правило всех избранных маршрутов</w:t>
+      </w:r>
+      <w:r>
+        <w:rPr>
+          <w:rFonts w:ascii="Times New Roman" w:hAnsi="Times New Roman" w:cs="Times New Roman"/>
+          <w:color w:val="auto"/>
+          <w:sz w:val="24"/>
+          <w:szCs w:val="24"/>
+          <w:lang w:val="ru-RU"/>
+        </w:rPr>
+        <w:t xml:space="preserve"> для обоих видов транспорта.</w:t>
+      </w:r>
+      <w:r>
+        <w:rPr>
+          <w:rFonts w:ascii="Times New Roman" w:hAnsi="Times New Roman" w:cs="Times New Roman"/>
+          <w:color w:val="auto"/>
+          <w:sz w:val="24"/>
+          <w:szCs w:val="24"/>
+          <w:lang w:val="ru-RU"/>
+        </w:rPr>
+        <w:t xml:space="preserve"> Поездка без выезда с базы избранным маршрутом не оформляется. Адреса задаёт пользователь; проверка совпадения первого и последнего адресов не требуется. На первой и последней точках ожидания нет. </w:t>
+      </w:r>
+      <w:r>
+        <w:rPr>
+          <w:rFonts w:ascii="Times New Roman" w:hAnsi="Times New Roman" w:cs="Times New Roman"/>
+          <w:color w:val="C00000"/>
+          <w:sz w:val="24"/>
+          <w:szCs w:val="24"/>
+          <w:lang w:val="ru-RU"/>
+        </w:rPr>
+        <w:t>[ПОДТВЕРЖДЕНО] От 2 до 26 точек, включая базу (встреча 05.10, 10:24–12:04; D10).</w:t>
       </w:r>
     </w:p>
     <w:p>
@@ -9360,12 +9382,11 @@
             <w:r>
               <w:rPr>
                 <w:rFonts w:ascii="Times New Roman" w:hAnsi="Times New Roman" w:cs="Times New Roman"/>
-                <w:color w:val="auto"/>
-                <w:sz w:val="18"/>
-                <w:szCs w:val="18"/>
-              </w:rPr>
-              <w:lastRenderedPageBreak/>
-              <w:t>street, house, building, structure</w:t>
+                <w:color w:val="C00000"/>
+                <w:sz w:val="18"/>
+                <w:szCs w:val="18"/>
+              </w:rPr>
+              <w:t>name</w:t>
             </w:r>
           </w:p>
         </w:tc>
@@ -9392,11 +9413,11 @@
             <w:r>
               <w:rPr>
                 <w:rFonts w:ascii="Times New Roman" w:hAnsi="Times New Roman" w:cs="Times New Roman"/>
-                <w:color w:val="auto"/>
-                <w:sz w:val="18"/>
-                <w:szCs w:val="18"/>
-              </w:rPr>
-              <w:t>Строки в контрактах различаются</w:t>
+                <w:color w:val="C00000"/>
+                <w:sz w:val="18"/>
+                <w:szCs w:val="18"/>
+              </w:rPr>
+              <w:t>string</w:t>
             </w:r>
           </w:p>
         </w:tc>
@@ -9424,11 +9445,112 @@
             <w:r>
               <w:rPr>
                 <w:rFonts w:ascii="Times New Roman" w:hAnsi="Times New Roman" w:cs="Times New Roman"/>
-                <w:color w:val="auto"/>
+                <w:color w:val="C00000"/>
                 <w:sz w:val="18"/>
                 <w:szCs w:val="18"/>
                 <w:lang w:val="ru-RU"/>
               </w:rPr>
+              <w:t>[ПОДТВЕРЖДЕНО] Название точки (в адресном API — label, в сервисе geo — name). Поле должно быть, но не обязательно (встреча 05.10, 09:40–10:11). Пустое значение не записывается — ключ опускается. В заявку не передаётся: WaypointDTO названия не содержит (T04.1).</w:t>
+            </w:r>
+          </w:p>
+        </w:tc>
+      </w:tr>
+      <w:tr>
+        <w:trPr>
+          <w:cantSplit/>
+        </w:trPr>
+        <w:tc>
+          <w:tcPr>
+            <w:tcW w:w="3816" w:type="dxa"/>
+            <w:tcMar>
+              <w:top w:w="80" w:type="dxa"/>
+              <w:left w:w="80" w:type="dxa"/>
+              <w:bottom w:w="80" w:type="dxa"/>
+              <w:right w:w="80" w:type="dxa"/>
+            </w:tcMar>
+          </w:tcPr>
+          <w:p>
+            <w:pPr>
+              <w:spacing w:after="40"/>
+              <w:rPr>
+                <w:rFonts w:ascii="Times New Roman" w:hAnsi="Times New Roman" w:cs="Times New Roman"/>
+                <w:color w:val="auto"/>
+                <w:sz w:val="18"/>
+                <w:szCs w:val="18"/>
+              </w:rPr>
+            </w:pPr>
+            <w:r>
+              <w:rPr>
+                <w:rFonts w:ascii="Times New Roman" w:hAnsi="Times New Roman" w:cs="Times New Roman"/>
+                <w:color w:val="auto"/>
+                <w:sz w:val="18"/>
+                <w:szCs w:val="18"/>
+              </w:rPr>
+              <w:lastRenderedPageBreak/>
+              <w:t>street, house, building, structure</w:t>
+            </w:r>
+          </w:p>
+        </w:tc>
+        <w:tc>
+          <w:tcPr>
+            <w:tcW w:w="1656" w:type="dxa"/>
+            <w:tcMar>
+              <w:top w:w="80" w:type="dxa"/>
+              <w:left w:w="80" w:type="dxa"/>
+              <w:bottom w:w="80" w:type="dxa"/>
+              <w:right w:w="80" w:type="dxa"/>
+            </w:tcMar>
+          </w:tcPr>
+          <w:p>
+            <w:pPr>
+              <w:spacing w:after="40"/>
+              <w:rPr>
+                <w:rFonts w:ascii="Times New Roman" w:hAnsi="Times New Roman" w:cs="Times New Roman"/>
+                <w:color w:val="auto"/>
+                <w:sz w:val="18"/>
+                <w:szCs w:val="18"/>
+              </w:rPr>
+            </w:pPr>
+            <w:r>
+              <w:rPr>
+                <w:rFonts w:ascii="Times New Roman" w:hAnsi="Times New Roman" w:cs="Times New Roman"/>
+                <w:color w:val="auto"/>
+                <w:sz w:val="18"/>
+                <w:szCs w:val="18"/>
+              </w:rPr>
+              <w:t>Строки в контрактах различаются</w:t>
+            </w:r>
+          </w:p>
+        </w:tc>
+        <w:tc>
+          <w:tcPr>
+            <w:tcW w:w="4896" w:type="dxa"/>
+            <w:tcMar>
+              <w:top w:w="80" w:type="dxa"/>
+              <w:left w:w="80" w:type="dxa"/>
+              <w:bottom w:w="80" w:type="dxa"/>
+              <w:right w:w="80" w:type="dxa"/>
+            </w:tcMar>
+          </w:tcPr>
+          <w:p>
+            <w:pPr>
+              <w:spacing w:after="40"/>
+              <w:rPr>
+                <w:rFonts w:ascii="Times New Roman" w:hAnsi="Times New Roman" w:cs="Times New Roman"/>
+                <w:color w:val="auto"/>
+                <w:sz w:val="18"/>
+                <w:szCs w:val="18"/>
+                <w:lang w:val="ru-RU"/>
+              </w:rPr>
+            </w:pPr>
+            <w:r>
+              <w:rPr>
+                <w:rFonts w:ascii="Times New Roman" w:hAnsi="Times New Roman" w:cs="Times New Roman"/>
+                <w:color w:val="auto"/>
+                <w:sz w:val="18"/>
+                <w:szCs w:val="18"/>
+                <w:lang w:val="ru-RU"/>
+              </w:rPr>
               <w:t xml:space="preserve">Необязательны. [СОГЛАСОВАТЬ С АРХИТЕКТОРОМ] Строка; пустое значение не записывается — ключ опускается, как в адресном сервисе; </w:t>
             </w:r>
             <w:r>
@@ -9582,16 +9704,6 @@
                 <w:lang w:val="ru-RU"/>
               </w:rPr>
               <w:t xml:space="preserve"> — корпус. Значения — по адресному контракту, в заявку поля передаются по имени. </w:t>
-            </w:r>
-            <w:r>
-              <w:rPr>
-                <w:rFonts w:ascii="Times New Roman" w:hAnsi="Times New Roman" w:cs="Times New Roman"/>
-                <w:color w:val="C00000"/>
-                <w:sz w:val="18"/>
-                <w:szCs w:val="18"/>
-                <w:lang w:val="ru-RU"/>
-              </w:rPr>
-              <w:t>[ПОДТВЕРЖДЕНО] Название точки (в сервисе гео — name) необязательно (встреча 05.10, 09:40–10:11). [СОГЛАСОВАТЬ С ЗАКАЗЧИКОМ] Хранить ли необязательное name; пока название формируется из адреса, отдельного поля label нет.</w:t>
             </w:r>
           </w:p>
         </w:tc>
@@ -17421,7 +17533,7 @@
           <w:sz w:val="16"/>
           <w:lang w:val="ru-RU"/>
         </w:rPr>
-        <w:t>-- D10: от 2 до 26 точек (встреча 05.10); состав двухточечного маршрута — уточнить с заказчиком.</w:t>
+        <w:t>-- D10: от 2 до 26 точек, включая базу (встреча 05.10).</w:t>
       </w:r>
       <w:proofErr w:type="gramStart"/>
       <w:proofErr w:type="gramEnd"/>
@@ -17789,10 +17901,10 @@
       <w:r>
         <w:rPr>
           <w:rFonts w:asciiTheme="majorHAnsi" w:hAnsiTheme="majorHAnsi" w:cstheme="majorHAnsi"/>
-          <w:color w:val="auto"/>
+          <w:color w:val="C00000"/>
           <w:sz w:val="16"/>
         </w:rPr>
-        <w:t>city</w:t>
+        <w:t>city, street, house, building, structure, name необязательны</w:t>
       </w:r>
       <w:r>
         <w:rPr>
@@ -17801,75 +17913,7 @@
           <w:sz w:val="16"/>
           <w:lang w:val="ru-RU"/>
         </w:rPr>
-        <w:t xml:space="preserve">, </w:t>
-      </w:r>
-      <w:r>
-        <w:rPr>
-          <w:rFonts w:asciiTheme="majorHAnsi" w:hAnsiTheme="majorHAnsi" w:cstheme="majorHAnsi"/>
-          <w:color w:val="auto"/>
-          <w:sz w:val="16"/>
-        </w:rPr>
-        <w:t>street</w:t>
-      </w:r>
-      <w:r>
-        <w:rPr>
-          <w:rFonts w:asciiTheme="majorHAnsi" w:hAnsiTheme="majorHAnsi" w:cstheme="majorHAnsi"/>
-          <w:color w:val="auto"/>
-          <w:sz w:val="16"/>
-          <w:lang w:val="ru-RU"/>
-        </w:rPr>
-        <w:t xml:space="preserve">, </w:t>
-      </w:r>
-      <w:r>
-        <w:rPr>
-          <w:rFonts w:asciiTheme="majorHAnsi" w:hAnsiTheme="majorHAnsi" w:cstheme="majorHAnsi"/>
-          <w:color w:val="auto"/>
-          <w:sz w:val="16"/>
-        </w:rPr>
-        <w:t>house</w:t>
-      </w:r>
-      <w:r>
-        <w:rPr>
-          <w:rFonts w:asciiTheme="majorHAnsi" w:hAnsiTheme="majorHAnsi" w:cstheme="majorHAnsi"/>
-          <w:color w:val="auto"/>
-          <w:sz w:val="16"/>
-          <w:lang w:val="ru-RU"/>
-        </w:rPr>
-        <w:t xml:space="preserve">, </w:t>
-      </w:r>
-      <w:r>
-        <w:rPr>
-          <w:rFonts w:asciiTheme="majorHAnsi" w:hAnsiTheme="majorHAnsi" w:cstheme="majorHAnsi"/>
-          <w:color w:val="auto"/>
-          <w:sz w:val="16"/>
-        </w:rPr>
-        <w:t>building</w:t>
-      </w:r>
-      <w:r>
-        <w:rPr>
-          <w:rFonts w:asciiTheme="majorHAnsi" w:hAnsiTheme="majorHAnsi" w:cstheme="majorHAnsi"/>
-          <w:color w:val="auto"/>
-          <w:sz w:val="16"/>
-          <w:lang w:val="ru-RU"/>
-        </w:rPr>
-        <w:t xml:space="preserve">, </w:t>
-      </w:r>
-      <w:r>
-        <w:rPr>
-          <w:rFonts w:asciiTheme="majorHAnsi" w:hAnsiTheme="majorHAnsi" w:cstheme="majorHAnsi"/>
-          <w:color w:val="auto"/>
-          <w:sz w:val="16"/>
-        </w:rPr>
-        <w:t>structure</w:t>
-      </w:r>
-      <w:r>
-        <w:rPr>
-          <w:rFonts w:asciiTheme="majorHAnsi" w:hAnsiTheme="majorHAnsi" w:cstheme="majorHAnsi"/>
-          <w:color w:val="auto"/>
-          <w:sz w:val="16"/>
-          <w:lang w:val="ru-RU"/>
-        </w:rPr>
-        <w:t xml:space="preserve"> необязательны; </w:t>
+        <w:t xml:space="preserve">; </w:t>
       </w:r>
       <w:r>
         <w:rPr>
@@ -21359,51 +21403,7 @@
           <w:szCs w:val="24"/>
           <w:lang w:val="ru-RU" w:eastAsia="ru-RU"/>
         </w:rPr>
-        <w:t>(наличие OFFICIAL — D08); число точек от 2 до 26, период действия маршрута может быть пустым, recommended_cost обязателен, название точки необязательно (встреча 05.10).</w:t>
-      </w:r>
-      <w:r>
-        <w:rPr>
-          <w:rFonts w:ascii="Times New Roman" w:eastAsia="Times New Roman" w:hAnsi="Times New Roman" w:cs="Times New Roman"/>
-          <w:color w:val="auto"/>
-          <w:sz w:val="24"/>
-          <w:szCs w:val="24"/>
-          <w:lang w:val="ru-RU" w:eastAsia="ru-RU"/>
-        </w:rPr>
-        <w:t xml:space="preserve"> Сумма ожиданий не требует отдельного поля в текущем проекте.</w:t>
-      </w:r>
-    </w:p>
-    <w:p>
-      <w:pPr>
-        <w:spacing w:before="100" w:beforeAutospacing="1" w:afterAutospacing="1" w:line="240" w:lineRule="auto"/>
-        <w:rPr>
-          <w:rFonts w:ascii="Times New Roman" w:eastAsia="Times New Roman" w:hAnsi="Times New Roman" w:cs="Times New Roman"/>
-          <w:color w:val="auto"/>
-          <w:sz w:val="24"/>
-          <w:szCs w:val="24"/>
-          <w:lang w:val="ru-RU" w:eastAsia="ru-RU"/>
-        </w:rPr>
-      </w:pPr>
-      <w:r>
-        <w:rPr>
-          <w:rFonts w:ascii="Times New Roman" w:eastAsia="Times New Roman" w:hAnsi="Times New Roman" w:cs="Times New Roman"/>
-          <w:b/>
-          <w:bCs/>
-          <w:color w:val="auto"/>
-          <w:sz w:val="24"/>
-          <w:szCs w:val="24"/>
-          <w:lang w:val="ru-RU" w:eastAsia="ru-RU"/>
-        </w:rPr>
-        <w:t>Предварительно согласовано, требует подтверждения:</w:t>
-      </w:r>
-      <w:r>
-        <w:rPr>
-          <w:rFonts w:ascii="Times New Roman" w:eastAsia="Times New Roman" w:hAnsi="Times New Roman" w:cs="Times New Roman"/>
-          <w:color w:val="auto"/>
-          <w:sz w:val="24"/>
-          <w:szCs w:val="24"/>
-          <w:lang w:val="ru-RU" w:eastAsia="ru-RU"/>
-        </w:rPr>
-        <w:t xml:space="preserve"> </w:t>
+        <w:t>(OFFICIAL и автобусные классы остаются — D08)</w:t>
       </w:r>
       <w:r>
         <w:rPr>
@@ -21413,7 +21413,27 @@
           <w:szCs w:val="24"/>
           <w:lang w:val="ru-RU" w:eastAsia="ru-RU"/>
         </w:rPr>
-        <w:t>база как первая и последняя точки маршрута; состав двухточечного маршрута и учёт базы в числе точек (D10).</w:t>
+        <w:t xml:space="preserve">; </w:t>
+      </w:r>
+      <w:r>
+        <w:rPr>
+          <w:rFonts w:ascii="Times New Roman" w:eastAsia="Times New Roman" w:hAnsi="Times New Roman" w:cs="Times New Roman"/>
+          <w:color w:val="C00000"/>
+          <w:sz w:val="24"/>
+          <w:szCs w:val="24"/>
+          <w:lang w:val="ru-RU" w:eastAsia="ru-RU"/>
+        </w:rPr>
+        <w:t>число точек от 2 до 26, первая точка — база, последняя — конечная точка маршрута, период действия маршрута может быть пустым, маршрут действует, пока действует тариф, recommended_cost обязателен, у точки есть необязательное поле name, is_night_tariff для трансфера необязателен (встреча 05.10).</w:t>
+      </w:r>
+      <w:r>
+        <w:rPr>
+          <w:rFonts w:ascii="Times New Roman" w:eastAsia="Times New Roman" w:hAnsi="Times New Roman" w:cs="Times New Roman"/>
+          <w:color w:val="auto"/>
+          <w:sz w:val="24"/>
+          <w:szCs w:val="24"/>
+          <w:lang w:val="ru-RU" w:eastAsia="ru-RU"/>
+        </w:rPr>
+        <w:t xml:space="preserve"> Сумма ожиданий не требует отдельного поля в текущем проекте.</w:t>
       </w:r>
     </w:p>
     <w:p>
@@ -22490,6 +22510,32 @@
     </w:p>
     <w:p>
       <w:pPr>
+        <w:numPr>
+          <w:ilvl w:val="0"/>
+          <w:numId w:val="16"/>
+        </w:numPr>
+        <w:spacing w:before="100" w:beforeAutospacing="1" w:afterAutospacing="1" w:line="240" w:lineRule="auto"/>
+        <w:rPr>
+          <w:rFonts w:ascii="Times New Roman" w:eastAsia="Times New Roman" w:hAnsi="Times New Roman" w:cs="Times New Roman"/>
+          <w:color w:val="auto"/>
+          <w:sz w:val="24"/>
+          <w:szCs w:val="24"/>
+          <w:lang w:val="ru-RU" w:eastAsia="ru-RU"/>
+        </w:rPr>
+      </w:pPr>
+      <w:r>
+        <w:rPr>
+          <w:rFonts w:ascii="Times New Roman" w:eastAsia="Times New Roman" w:hAnsi="Times New Roman" w:cs="Times New Roman"/>
+          <w:color w:val="C00000"/>
+          <w:sz w:val="24"/>
+          <w:szCs w:val="24"/>
+          <w:lang w:val="ru-RU" w:eastAsia="ru-RU"/>
+        </w:rPr>
+        <w:t>Расчёт рекомендуемой стоимости для автобусных классов такси (VIP_BUS, SMALL_BUS, MIDDLE_BUS, LARGE_BUS): проверить, что штатный calculate возвращает результат.</w:t>
+      </w:r>
+    </w:p>
+    <w:p>
+      <w:pPr>
         <w:spacing w:before="100" w:beforeAutospacing="1" w:afterAutospacing="1" w:line="240" w:lineRule="auto"/>
         <w:rPr>
           <w:rFonts w:ascii="Times New Roman" w:eastAsia="Times New Roman" w:hAnsi="Times New Roman" w:cs="Times New Roman"/>
@@ -23246,7 +23292,7 @@
           <w:szCs w:val="20"/>
           <w:lang w:val="ru-RU"/>
         </w:rPr>
-        <w:t>[ПОДТВЕРЖДЕНО] Название точки (в сервисе гео — name) необязательно (встреча 05.10, 09:40–10:11). [СОГЛАСОВАТЬ С ЗАКАЗЧИКОМ] Хранить ли необязательное name; пока название формируется из адреса, отдельного поля label нет;</w:t>
+        <w:t>[ПОДТВЕРЖДЕНО] В точке есть необязательное поле name — название точки (в адресном API оно называется label, в сервисе geo и сообщении в диспетчерскую — name); поле должно быть, но заполнять его не обязательно (встреча 05.10, 09:40–10:11). В заявку название не передаётся: WaypointDTO его не содержит (T04.1);</w:t>
       </w:r>
       <w:r>
         <w:rPr>
@@ -24376,156 +24422,11 @@
       <w:r>
         <w:rPr>
           <w:rFonts w:ascii="Times New Roman" w:hAnsi="Times New Roman" w:cs="Times New Roman"/>
-          <w:color w:val="auto"/>
-          <w:szCs w:val="20"/>
-          <w:lang w:val="ru-RU"/>
-        </w:rPr>
-        <w:t xml:space="preserve">[СОГЛАСОВАТЬ С ЗАКАЗЧИКОМ] Наличие OFFICIAL («Служебный»). Для такси используются классы платформы: </w:t>
-      </w:r>
-      <w:r>
-        <w:rPr>
-          <w:rFonts w:ascii="Times New Roman" w:hAnsi="Times New Roman" w:cs="Times New Roman"/>
-          <w:color w:val="auto"/>
-          <w:szCs w:val="20"/>
-        </w:rPr>
-        <w:t>ECONOMY</w:t>
-      </w:r>
-      <w:r>
-        <w:rPr>
-          <w:rFonts w:ascii="Times New Roman" w:hAnsi="Times New Roman" w:cs="Times New Roman"/>
-          <w:color w:val="auto"/>
-          <w:szCs w:val="20"/>
-          <w:lang w:val="ru-RU"/>
-        </w:rPr>
-        <w:t xml:space="preserve">, </w:t>
-      </w:r>
-      <w:r>
-        <w:rPr>
-          <w:rFonts w:ascii="Times New Roman" w:hAnsi="Times New Roman" w:cs="Times New Roman"/>
-          <w:color w:val="auto"/>
-          <w:szCs w:val="20"/>
-        </w:rPr>
-        <w:t>COMFORT</w:t>
-      </w:r>
-      <w:r>
-        <w:rPr>
-          <w:rFonts w:ascii="Times New Roman" w:hAnsi="Times New Roman" w:cs="Times New Roman"/>
-          <w:color w:val="auto"/>
-          <w:szCs w:val="20"/>
-          <w:lang w:val="ru-RU"/>
-        </w:rPr>
-        <w:t xml:space="preserve">, </w:t>
-      </w:r>
-      <w:r>
-        <w:rPr>
-          <w:rFonts w:ascii="Times New Roman" w:hAnsi="Times New Roman" w:cs="Times New Roman"/>
-          <w:color w:val="auto"/>
-          <w:szCs w:val="20"/>
-        </w:rPr>
-        <w:t>COMFORT</w:t>
-      </w:r>
-      <w:r>
-        <w:rPr>
-          <w:rFonts w:ascii="Times New Roman" w:hAnsi="Times New Roman" w:cs="Times New Roman"/>
-          <w:color w:val="auto"/>
-          <w:szCs w:val="20"/>
-          <w:lang w:val="ru-RU"/>
-        </w:rPr>
-        <w:t>_</w:t>
-      </w:r>
-      <w:r>
-        <w:rPr>
-          <w:rFonts w:ascii="Times New Roman" w:hAnsi="Times New Roman" w:cs="Times New Roman"/>
-          <w:color w:val="auto"/>
-          <w:szCs w:val="20"/>
-        </w:rPr>
-        <w:t>PLUS</w:t>
-      </w:r>
-      <w:r>
-        <w:rPr>
-          <w:rFonts w:ascii="Times New Roman" w:hAnsi="Times New Roman" w:cs="Times New Roman"/>
-          <w:color w:val="auto"/>
-          <w:szCs w:val="20"/>
-          <w:lang w:val="ru-RU"/>
-        </w:rPr>
-        <w:t xml:space="preserve">, </w:t>
-      </w:r>
-      <w:r>
-        <w:rPr>
-          <w:rFonts w:ascii="Times New Roman" w:hAnsi="Times New Roman" w:cs="Times New Roman"/>
-          <w:color w:val="auto"/>
-          <w:szCs w:val="20"/>
-        </w:rPr>
-        <w:t>BUSINESS</w:t>
-      </w:r>
-      <w:r>
-        <w:rPr>
-          <w:rFonts w:ascii="Times New Roman" w:hAnsi="Times New Roman" w:cs="Times New Roman"/>
-          <w:color w:val="auto"/>
-          <w:szCs w:val="20"/>
-          <w:lang w:val="ru-RU"/>
-        </w:rPr>
-        <w:t xml:space="preserve">, </w:t>
-      </w:r>
-      <w:r>
-        <w:rPr>
-          <w:rFonts w:ascii="Times New Roman" w:hAnsi="Times New Roman" w:cs="Times New Roman"/>
-          <w:color w:val="auto"/>
-          <w:szCs w:val="20"/>
-        </w:rPr>
-        <w:t>OFFICIAL</w:t>
-      </w:r>
-      <w:r>
-        <w:rPr>
-          <w:rFonts w:ascii="Times New Roman" w:hAnsi="Times New Roman" w:cs="Times New Roman"/>
-          <w:color w:val="auto"/>
-          <w:szCs w:val="20"/>
-          <w:lang w:val="ru-RU"/>
-        </w:rPr>
-        <w:t xml:space="preserve"> («Служебный»). </w:t>
-      </w:r>
-      <w:r>
-        <w:rPr>
-          <w:rFonts w:ascii="Times New Roman" w:hAnsi="Times New Roman" w:cs="Times New Roman"/>
-          <w:color w:val="auto"/>
-          <w:szCs w:val="20"/>
-        </w:rPr>
-        <w:t>VIP</w:t>
-      </w:r>
-      <w:r>
-        <w:rPr>
-          <w:rFonts w:ascii="Times New Roman" w:hAnsi="Times New Roman" w:cs="Times New Roman"/>
-          <w:color w:val="auto"/>
-          <w:szCs w:val="20"/>
-          <w:lang w:val="ru-RU"/>
-        </w:rPr>
-        <w:t xml:space="preserve"> у такси не вводится: легкового </w:t>
-      </w:r>
-      <w:r>
-        <w:rPr>
-          <w:rFonts w:ascii="Times New Roman" w:hAnsi="Times New Roman" w:cs="Times New Roman"/>
-          <w:color w:val="auto"/>
-          <w:szCs w:val="20"/>
-        </w:rPr>
-        <w:t>VIP</w:t>
-      </w:r>
-      <w:r>
-        <w:rPr>
-          <w:rFonts w:ascii="Times New Roman" w:hAnsi="Times New Roman" w:cs="Times New Roman"/>
-          <w:color w:val="auto"/>
-          <w:szCs w:val="20"/>
-          <w:lang w:val="ru-RU"/>
-        </w:rPr>
-        <w:t xml:space="preserve"> в платформе нет.</w:t>
-      </w:r>
-      <w:r>
-        <w:rPr>
-          <w:rFonts w:ascii="Times New Roman" w:hAnsi="Times New Roman" w:cs="Times New Roman"/>
           <w:color w:val="C00000"/>
           <w:szCs w:val="20"/>
           <w:lang w:val="ru-RU"/>
         </w:rPr>
-        <w:t xml:space="preserve"> Встреча 05.10 (12:24–13:30): по OFFICIAL — «лучше оставить»; автобусные классы заказчик предложил не исключать («это тариф такси»); решение не принято.</w:t>
+        <w:t>[ПОДТВЕРЖДЕНО] Для такси остаются все классы платформы (встреча 05.10, 12:24–13:30): ECONOMY, COMFORT, COMFORT_PLUS, BUSINESS, OFFICIAL («Служебный») и автобусные VIP_BUS (до 9 мест), SMALL_BUS (10–21 место), MIDDLE_BUS (22–41 место), LARGE_BUS (42–55 мест). Служебный класс оставлен, потому что по избранному маршруту возможна перевозка служебным классом; автобусные классы — тарифы такси, отдельного вида транспорта они не образуют. Легкового VIP в платформе нет. [T01.4] Проверить расчёт рекомендуемой стоимости для автобусных классов.</w:t>
       </w:r>
     </w:p>
     <w:p>
@@ -24635,7 +24536,7 @@
           <w:szCs w:val="20"/>
           <w:lang w:val="ru-RU"/>
         </w:rPr>
-        <w:t>[ПОДТВЕРЖДЕНО] Встреча 05.10 (10:24–12:04): максимум 26 точек, минимум 2 точки. Предел 10 точек был связан с навигатором 2GIS; заказчик просил не ставить жёстких ограничений, 30 точек неудобно вводить на фронте. [СОГЛАСОВАТЬ С ЗАКАЗЧИКОМ] Уточнить: что представляет собой маршрут из двух точек и обязательно ли возвращение на базу (по записи база может быть у отеля, «им надо будет вернуться на базу», 10:24–11:21); входит ли база в 26 точек (30.09: «вместе с точками локации»); на встрече 24.09 называлось «минимум 3 или 4 точки». [КОД] Построение маршрута в geo идёт по парам соседних точек, на каждую пару отдельный запрос к 2ГИС (RouteServiceImpl.java:48-80); ограничения в 10 точек в geo, расчёте тарифа и заявке нет, но 26 точек — это 25 запросов, время расчёта не проверено (T01.4). [ИНТЕГРАТОРЫ] Ограничение навигатора водителя в 10 точек: построит ли он маршрут из 26 точек. [КОД] Маршрут из трёх и более точек считается многоточечным: при создании заявки сервис request-checks отклоняет её, если у пассажира уже 3 и более неотменённых многоточечных заявок на те же сутки (значение по умолчанию, глобальное); маршрут из двух точек многоточечным не считается. Решение в T04.1.</w:t>
+        <w:t>[ПОДТВЕРЖДЕНО] От 2 до 26 точек, включая базу (встреча 05.10, 10:24–12:04). Предел 10 точек был связан с навигатором 2GIS; заказчик просил не ставить жёстких ограничений, 30 точек неудобно вводить на фронте. Прежние формулировки («минимум 3 или 4 точки» — 24.09, «10 точек вместе с точками локации» — 30.09) заменены более поздним решением. [ПОДТВЕРЖДЕНО] Первая точка — база: место базирования, откуда стартует транспорт (гараж, отель и т.п.). Последняя точка — конечная точка маршрута; для маршрутов с возвратом совпадает с базой. На первой и последней точках ожидания нет, поэтому достаточно двух точек. [КОД] Построение маршрута в geo идёт по парам соседних точек, на каждую пару отдельный запрос к 2ГИС (RouteServiceImpl.java:48-80); ограничения в 10 точек в geo, расчёте тарифа и заявке нет, но 26 точек — это 25 запросов, время расчёта не проверено (T01.4). [ИНТЕГРАТОРЫ] Ограничение навигатора водителя в 10 точек: построит ли он маршрут из 26 точек. [КОД] Маршрут из трёх и более точек считается многоточечным: при создании заявки сервис request-checks отклоняет её, если у пассажира уже 3 и более неотменённых многоточечных заявок на те же сутки (значение по умолчанию, глобальное); маршрут из двух точек многоточечным не считается. Решение в T04.1.</w:t>
       </w:r>
     </w:p>
     <w:p>
@@ -25853,7 +25754,15 @@
           <w:color w:val="C00000"/>
           <w:lang w:val="ru-RU"/>
         </w:rPr>
-        <w:t>[ПОДТВЕРЖДЕНО] Круглогодичные маршруты без периода действия допускаются (встреча 05.10, 12:07–12:17). [СОГЛАСОВАТЬ С ЗАКАЗЧИКОМ] Заказчик добавил «на действие тарифа обязательно»: уточнить, ограничивается ли период маршрута периодом тарифа.</w:t>
+        <w:t xml:space="preserve">[ПОДТВЕРЖДЕНО] Круглогодичные маршруты без периода действия допускаются (встреча 05.10, 12:07–12:17). </w:t>
+      </w:r>
+      <w:r>
+        <w:rPr>
+          <w:rFonts w:ascii="Times New Roman" w:hAnsi="Times New Roman" w:cs="Times New Roman"/>
+          <w:color w:val="C00000"/>
+          <w:lang w:val="ru-RU"/>
+        </w:rPr>
+        <w:t>[ПОДТВЕРЖДЕНО] Маршрут действует, пока действует тариф (протокол 17.09, п. 10; встреча 05.10, 12:17–12:24): период маршрута тарифом при сохранении не ограничивается, доступность на дату определяется совместно — период маршрута (если задан) покрывает дату и на дату есть действующий тариф. [СОГЛАСОВАТЬ С АРХИТЕКТОРОМ] После загрузки нового тарифа маршрут должен снова стать доступным по новому тарифу (правило B, D07).</w:t>
       </w:r>
       <w:r>
         <w:rPr>
